--- a/Laporan Remidi Assesmen 1 - Maulana Ra'afi - 707012500124.docx
+++ b/Laporan Remidi Assesmen 1 - Maulana Ra'afi - 707012500124.docx
@@ -37,43 +37,6 @@
     </w:p>
     <w:p>
       <w:pPr>
-        <w:jc w:val="center"/>
-        <w:rPr>
-          <w:rFonts w:cs="Times New Roman"/>
-          <w:b/>
-          <w:sz w:val="32"/>
-          <w:szCs w:val="32"/>
-          <w:lang w:val="es-ES"/>
-        </w:rPr>
-      </w:pPr>
-    </w:p>
-    <w:p>
-      <w:pPr>
-        <w:jc w:val="center"/>
-        <w:rPr>
-          <w:rFonts w:cs="Times New Roman"/>
-          <w:b/>
-          <w:sz w:val="32"/>
-          <w:szCs w:val="32"/>
-          <w:lang w:val="es-ES"/>
-        </w:rPr>
-      </w:pPr>
-    </w:p>
-    <w:p>
-      <w:pPr>
-        <w:jc w:val="center"/>
-        <w:rPr>
-          <w:rFonts w:cs="Times New Roman"/>
-          <w:b/>
-          <w:sz w:val="32"/>
-          <w:szCs w:val="32"/>
-          <w:lang w:val="es-ES"/>
-        </w:rPr>
-      </w:pPr>
-    </w:p>
-    <w:p>
-      <w:pPr>
-        <w:jc w:val="center"/>
         <w:rPr>
           <w:rFonts w:cs="Times New Roman"/>
           <w:b/>
@@ -153,6 +116,30 @@
         </w:rPr>
         <w:t>Pemrograman Web</w:t>
       </w:r>
+    </w:p>
+    <w:p>
+      <w:pPr>
+        <w:spacing w:before="0"/>
+        <w:jc w:val="center"/>
+        <w:rPr>
+          <w:rFonts w:cs="Times New Roman"/>
+          <w:b/>
+          <w:bCs/>
+          <w:lang w:val="sv-SE"/>
+        </w:rPr>
+      </w:pPr>
+    </w:p>
+    <w:p>
+      <w:pPr>
+        <w:spacing w:before="0"/>
+        <w:jc w:val="center"/>
+        <w:rPr>
+          <w:rFonts w:cs="Times New Roman"/>
+          <w:b/>
+          <w:bCs/>
+          <w:lang w:val="sv-SE"/>
+        </w:rPr>
+      </w:pPr>
     </w:p>
     <w:p>
       <w:pPr>
@@ -650,7 +637,7 @@
     </w:p>
     <w:p>
       <w:pPr>
-        <w:spacing w:before="0" w:line="360" w:lineRule="auto"/>
+        <w:spacing w:before="0"/>
         <w:jc w:val="center"/>
         <w:rPr>
           <w:rFonts w:cs="Times New Roman"/>
@@ -659,99 +646,123 @@
           <w:lang w:val="sv-SE"/>
         </w:rPr>
       </w:pPr>
-      <w:r>
+    </w:p>
+    <w:p>
+      <w:pPr>
+        <w:spacing w:before="0" w:line="360" w:lineRule="auto"/>
+        <w:jc w:val="center"/>
         <w:rPr>
           <w:rFonts w:cs="Times New Roman"/>
           <w:b/>
           <w:szCs w:val="24"/>
           <w:lang w:val="sv-SE"/>
         </w:rPr>
-        <w:t>PROGRAM STUDI S.Ter SISTEM INFORMASI KOTA CERDAS</w:t>
-      </w:r>
-    </w:p>
-    <w:p>
-      <w:pPr>
-        <w:spacing w:before="0" w:line="360" w:lineRule="auto"/>
-        <w:jc w:val="center"/>
+      </w:pPr>
+      <w:r>
         <w:rPr>
           <w:rFonts w:cs="Times New Roman"/>
           <w:b/>
           <w:szCs w:val="24"/>
           <w:lang w:val="sv-SE"/>
         </w:rPr>
-      </w:pPr>
-      <w:r>
+        <w:t>PROGRAM STUDI S.Ter SISTEM INFORMASI KOTA CERDAS</w:t>
+      </w:r>
+    </w:p>
+    <w:p>
+      <w:pPr>
+        <w:spacing w:before="0" w:line="360" w:lineRule="auto"/>
+        <w:jc w:val="center"/>
         <w:rPr>
           <w:rFonts w:cs="Times New Roman"/>
           <w:b/>
           <w:szCs w:val="24"/>
           <w:lang w:val="sv-SE"/>
         </w:rPr>
-        <w:t>FAKULTAS ILMU TERAPAN</w:t>
-      </w:r>
-    </w:p>
-    <w:p>
-      <w:pPr>
-        <w:spacing w:before="0" w:line="360" w:lineRule="auto"/>
-        <w:jc w:val="center"/>
+      </w:pPr>
+      <w:r>
         <w:rPr>
           <w:rFonts w:cs="Times New Roman"/>
           <w:b/>
           <w:szCs w:val="24"/>
           <w:lang w:val="sv-SE"/>
         </w:rPr>
-      </w:pPr>
-      <w:r>
+        <w:t>FAKULTAS ILMU TERAPAN</w:t>
+      </w:r>
+    </w:p>
+    <w:p>
+      <w:pPr>
+        <w:spacing w:before="0" w:line="360" w:lineRule="auto"/>
+        <w:jc w:val="center"/>
         <w:rPr>
           <w:rFonts w:cs="Times New Roman"/>
           <w:b/>
           <w:szCs w:val="24"/>
           <w:lang w:val="sv-SE"/>
         </w:rPr>
-        <w:t>UNIVERSITAS TELKOM</w:t>
-      </w:r>
-    </w:p>
-    <w:p>
-      <w:pPr>
-        <w:spacing w:before="0" w:line="360" w:lineRule="auto"/>
-        <w:jc w:val="center"/>
+      </w:pPr>
+      <w:r>
         <w:rPr>
           <w:rFonts w:cs="Times New Roman"/>
           <w:b/>
           <w:szCs w:val="24"/>
           <w:lang w:val="sv-SE"/>
         </w:rPr>
-      </w:pPr>
-      <w:r>
+        <w:t>UNIVERSITAS TELKOM</w:t>
+      </w:r>
+    </w:p>
+    <w:p>
+      <w:pPr>
+        <w:spacing w:before="0" w:line="360" w:lineRule="auto"/>
+        <w:jc w:val="center"/>
         <w:rPr>
           <w:rFonts w:cs="Times New Roman"/>
           <w:b/>
           <w:szCs w:val="24"/>
           <w:lang w:val="sv-SE"/>
         </w:rPr>
-        <w:t>BANDUNG</w:t>
-      </w:r>
-    </w:p>
-    <w:p>
-      <w:pPr>
-        <w:spacing w:before="0" w:line="360" w:lineRule="auto"/>
-        <w:jc w:val="center"/>
+      </w:pPr>
+      <w:r>
         <w:rPr>
           <w:rFonts w:cs="Times New Roman"/>
           <w:b/>
           <w:szCs w:val="24"/>
           <w:lang w:val="sv-SE"/>
         </w:rPr>
-      </w:pPr>
-      <w:r>
+        <w:t>BANDUNG</w:t>
+      </w:r>
+    </w:p>
+    <w:p>
+      <w:pPr>
+        <w:spacing w:before="0" w:line="360" w:lineRule="auto"/>
+        <w:jc w:val="center"/>
         <w:rPr>
           <w:rFonts w:cs="Times New Roman"/>
           <w:b/>
           <w:szCs w:val="24"/>
           <w:lang w:val="sv-SE"/>
         </w:rPr>
+      </w:pPr>
+      <w:r>
+        <w:rPr>
+          <w:rFonts w:cs="Times New Roman"/>
+          <w:b/>
+          <w:szCs w:val="24"/>
+          <w:lang w:val="sv-SE"/>
+        </w:rPr>
         <w:t>2025</w:t>
       </w:r>
+    </w:p>
+    <w:p>
+      <w:pPr>
+        <w:spacing w:before="0" w:line="360" w:lineRule="auto"/>
+        <w:jc w:val="center"/>
+        <w:rPr>
+          <w:rFonts w:cs="Times New Roman"/>
+          <w:b/>
+          <w:szCs w:val="24"/>
+          <w:lang w:val="sv-SE"/>
+        </w:rPr>
+      </w:pPr>
     </w:p>
     <w:p>
       <w:pPr>
@@ -1043,7 +1054,15 @@
       </w:r>
       <w:proofErr w:type="spellEnd"/>
       <w:r>
-        <w:t xml:space="preserve"> Windows, macOS, atau Linux. </w:t>
+        <w:t xml:space="preserve"> Windows, macOS</w:t>
+      </w:r>
+      <w:proofErr w:type="gramStart"/>
+      <w:r>
+        <w:t>, atau</w:t>
+      </w:r>
+      <w:proofErr w:type="gramEnd"/>
+      <w:r>
+        <w:t xml:space="preserve"> Linux. </w:t>
       </w:r>
     </w:p>
     <w:p>
@@ -1822,6 +1841,9 @@
     </w:p>
     <w:p>
       <w:r>
+        <w:rPr>
+          <w:noProof/>
+        </w:rPr>
         <w:drawing>
           <wp:inline distT="0" distB="0" distL="0" distR="0" wp14:anchorId="617E90E7" wp14:editId="63520A25">
             <wp:extent cx="5731510" cy="2660650"/>
@@ -1866,6 +1888,9 @@
     </w:p>
     <w:p>
       <w:r>
+        <w:rPr>
+          <w:noProof/>
+        </w:rPr>
         <w:drawing>
           <wp:inline distT="0" distB="0" distL="0" distR="0" wp14:anchorId="4C7E9F5B" wp14:editId="20798DD1">
             <wp:extent cx="5731510" cy="2764790"/>
@@ -1910,6 +1935,9 @@
     </w:p>
     <w:p>
       <w:r>
+        <w:rPr>
+          <w:noProof/>
+        </w:rPr>
         <w:drawing>
           <wp:inline distT="0" distB="0" distL="0" distR="0" wp14:anchorId="0967679E" wp14:editId="5EFEE008">
             <wp:extent cx="3801005" cy="1390844"/>
@@ -1978,6 +2006,9 @@
     </w:p>
     <w:p>
       <w:r>
+        <w:rPr>
+          <w:noProof/>
+        </w:rPr>
         <w:drawing>
           <wp:inline distT="0" distB="0" distL="0" distR="0" wp14:anchorId="2B1E3A4A" wp14:editId="1FFE4C83">
             <wp:extent cx="5731510" cy="2826385"/>
@@ -2022,6 +2053,9 @@
     </w:p>
     <w:p>
       <w:r>
+        <w:rPr>
+          <w:noProof/>
+        </w:rPr>
         <w:drawing>
           <wp:inline distT="0" distB="0" distL="0" distR="0" wp14:anchorId="1D74A674" wp14:editId="657F4262">
             <wp:extent cx="5731510" cy="2830830"/>
@@ -2066,6 +2100,9 @@
     </w:p>
     <w:p>
       <w:r>
+        <w:rPr>
+          <w:noProof/>
+        </w:rPr>
         <w:lastRenderedPageBreak/>
         <w:drawing>
           <wp:inline distT="0" distB="0" distL="0" distR="0" wp14:anchorId="2525B5C5" wp14:editId="55B2D034">
@@ -2111,6 +2148,9 @@
     </w:p>
     <w:p>
       <w:r>
+        <w:rPr>
+          <w:noProof/>
+        </w:rPr>
         <w:drawing>
           <wp:inline distT="0" distB="0" distL="0" distR="0" wp14:anchorId="35D05209" wp14:editId="04F02EBC">
             <wp:extent cx="5731510" cy="2789555"/>
@@ -2148,14 +2188,27 @@
         </w:drawing>
       </w:r>
     </w:p>
-    <w:p>
-      <w:r>
+    <w:p/>
+    <w:p/>
+    <w:p/>
+    <w:p/>
+    <w:p/>
+    <w:p/>
+    <w:p/>
+    <w:p/>
+    <w:p/>
+    <w:p/>
+    <w:p>
+      <w:r>
+        <w:lastRenderedPageBreak/>
         <w:t>HASIL TAMBAH DATA &amp; EDIT DATA</w:t>
       </w:r>
     </w:p>
     <w:p>
       <w:r>
-        <w:lastRenderedPageBreak/>
+        <w:rPr>
+          <w:noProof/>
+        </w:rPr>
         <w:drawing>
           <wp:inline distT="0" distB="0" distL="0" distR="0" wp14:anchorId="2F9C2F53" wp14:editId="5A80C158">
             <wp:extent cx="5731510" cy="2815590"/>
@@ -2195,6 +2248,9 @@
     </w:p>
     <w:p>
       <w:r>
+        <w:rPr>
+          <w:noProof/>
+        </w:rPr>
         <w:drawing>
           <wp:inline distT="0" distB="0" distL="0" distR="0" wp14:anchorId="7A1339C8" wp14:editId="61BDFD06">
             <wp:extent cx="5731510" cy="2817495"/>
@@ -2242,7 +2298,6 @@
     <w:p/>
     <w:p/>
     <w:p/>
-    <w:p/>
     <w:p>
       <w:pPr>
         <w:rPr>
@@ -2302,7 +2357,23 @@
         </w:numPr>
       </w:pPr>
       <w:r>
-        <w:t xml:space="preserve">`define('DB_HOST', 'localhost');` digunakan untuk </w:t>
+        <w:t>`</w:t>
+      </w:r>
+      <w:proofErr w:type="gramStart"/>
+      <w:r>
+        <w:t>define(</w:t>
+      </w:r>
+      <w:proofErr w:type="gramEnd"/>
+      <w:r>
+        <w:t>'DB_HOST', 'localhost'</w:t>
+      </w:r>
+      <w:proofErr w:type="gramStart"/>
+      <w:r>
+        <w:t>);`</w:t>
+      </w:r>
+      <w:proofErr w:type="gramEnd"/>
+      <w:r>
+        <w:t xml:space="preserve"> digunakan untuk </w:t>
       </w:r>
       <w:proofErr w:type="spellStart"/>
       <w:r>
@@ -2343,7 +2414,15 @@
         </w:numPr>
       </w:pPr>
       <w:r>
-        <w:t>`define('DB_NAME', '</w:t>
+        <w:t>`</w:t>
+      </w:r>
+      <w:proofErr w:type="gramStart"/>
+      <w:r>
+        <w:t>define(</w:t>
+      </w:r>
+      <w:proofErr w:type="gramEnd"/>
+      <w:r>
+        <w:t>'DB_NAME', '</w:t>
       </w:r>
       <w:proofErr w:type="spellStart"/>
       <w:r>
@@ -2351,7 +2430,15 @@
       </w:r>
       <w:proofErr w:type="spellEnd"/>
       <w:r>
-        <w:t xml:space="preserve">');` digunakan untuk </w:t>
+        <w:t>'</w:t>
+      </w:r>
+      <w:proofErr w:type="gramStart"/>
+      <w:r>
+        <w:t>);`</w:t>
+      </w:r>
+      <w:proofErr w:type="gramEnd"/>
+      <w:r>
+        <w:t xml:space="preserve"> digunakan untuk </w:t>
       </w:r>
       <w:proofErr w:type="spellStart"/>
       <w:r>
@@ -2392,7 +2479,31 @@
         </w:numPr>
       </w:pPr>
       <w:r>
-        <w:t xml:space="preserve">`define('UPLOAD_DIR', __DIR__ . '/uploads/');` digunakan untuk </w:t>
+        <w:t>`</w:t>
+      </w:r>
+      <w:proofErr w:type="gramStart"/>
+      <w:r>
+        <w:t>define(</w:t>
+      </w:r>
+      <w:proofErr w:type="gramEnd"/>
+      <w:r>
+        <w:t>'UPLOAD_DIR', __DIR_</w:t>
+      </w:r>
+      <w:proofErr w:type="gramStart"/>
+      <w:r>
+        <w:t>_ .</w:t>
+      </w:r>
+      <w:proofErr w:type="gramEnd"/>
+      <w:r>
+        <w:t xml:space="preserve"> '/uploads/'</w:t>
+      </w:r>
+      <w:proofErr w:type="gramStart"/>
+      <w:r>
+        <w:t>);`</w:t>
+      </w:r>
+      <w:proofErr w:type="gramEnd"/>
+      <w:r>
+        <w:t xml:space="preserve"> digunakan untuk </w:t>
       </w:r>
       <w:proofErr w:type="spellStart"/>
       <w:r>
@@ -2428,7 +2539,23 @@
         </w:numPr>
       </w:pPr>
       <w:r>
-        <w:t xml:space="preserve">`define('UPLOAD_URL', '/uploads/');` digunakan untuk </w:t>
+        <w:t>`</w:t>
+      </w:r>
+      <w:proofErr w:type="gramStart"/>
+      <w:r>
+        <w:t>define(</w:t>
+      </w:r>
+      <w:proofErr w:type="gramEnd"/>
+      <w:r>
+        <w:t>'UPLOAD_URL', '/uploads/'</w:t>
+      </w:r>
+      <w:proofErr w:type="gramStart"/>
+      <w:r>
+        <w:t>);`</w:t>
+      </w:r>
+      <w:proofErr w:type="gramEnd"/>
+      <w:r>
+        <w:t xml:space="preserve"> digunakan untuk </w:t>
       </w:r>
       <w:proofErr w:type="spellStart"/>
       <w:r>
@@ -2496,7 +2623,15 @@
       </w:r>
       <w:proofErr w:type="spellEnd"/>
       <w:r>
-        <w:t xml:space="preserve"> = null;` digunakan agar </w:t>
+        <w:t xml:space="preserve"> = </w:t>
+      </w:r>
+      <w:proofErr w:type="gramStart"/>
+      <w:r>
+        <w:t>null;`</w:t>
+      </w:r>
+      <w:proofErr w:type="gramEnd"/>
+      <w:r>
+        <w:t xml:space="preserve"> digunakan agar </w:t>
       </w:r>
       <w:proofErr w:type="spellStart"/>
       <w:r>
@@ -2556,7 +2691,15 @@
         </w:numPr>
       </w:pPr>
       <w:r>
-        <w:t>`new PDO($</w:t>
+        <w:t xml:space="preserve">`new </w:t>
+      </w:r>
+      <w:proofErr w:type="gramStart"/>
+      <w:r>
+        <w:t>PDO(</w:t>
+      </w:r>
+      <w:proofErr w:type="gramEnd"/>
+      <w:r>
+        <w:t>$</w:t>
       </w:r>
       <w:proofErr w:type="spellStart"/>
       <w:r>
@@ -2564,7 +2707,15 @@
       </w:r>
       <w:proofErr w:type="spellEnd"/>
       <w:r>
-        <w:t xml:space="preserve">, DB_USER, DB_PASS, $options);` digunakan untuk membuat </w:t>
+        <w:t>, DB_USER, DB_PASS, $options</w:t>
+      </w:r>
+      <w:proofErr w:type="gramStart"/>
+      <w:r>
+        <w:t>);`</w:t>
+      </w:r>
+      <w:proofErr w:type="gramEnd"/>
+      <w:r>
+        <w:t xml:space="preserve"> digunakan untuk membuat </w:t>
       </w:r>
       <w:proofErr w:type="spellStart"/>
       <w:r>
@@ -2605,7 +2756,23 @@
         </w:numPr>
       </w:pPr>
       <w:r>
-        <w:t xml:space="preserve">`PDO::ATTR_ERRMODE =&gt; PDO::ERRMODE_EXCEPTION` digunakan agar setiap error database </w:t>
+        <w:t>`</w:t>
+      </w:r>
+      <w:proofErr w:type="gramStart"/>
+      <w:r>
+        <w:t>PDO::</w:t>
+      </w:r>
+      <w:proofErr w:type="gramEnd"/>
+      <w:r>
+        <w:t xml:space="preserve">ATTR_ERRMODE =&gt; </w:t>
+      </w:r>
+      <w:proofErr w:type="gramStart"/>
+      <w:r>
+        <w:t>PDO::</w:t>
+      </w:r>
+      <w:proofErr w:type="gramEnd"/>
+      <w:r>
+        <w:t xml:space="preserve">ERRMODE_EXCEPTION` digunakan agar setiap error database </w:t>
       </w:r>
       <w:proofErr w:type="spellStart"/>
       <w:r>
@@ -2933,16 +3100,24 @@
       </w:r>
       <w:proofErr w:type="spellEnd"/>
       <w:r>
-        <w:t xml:space="preserve"> tugas </w:t>
-      </w:r>
-      <w:proofErr w:type="spellStart"/>
-      <w:r>
-        <w:t>praktiku</w:t>
-      </w:r>
-      <w:r>
-        <w:t>m</w:t>
-      </w:r>
-      <w:proofErr w:type="spellEnd"/>
+        <w:t xml:space="preserve"> </w:t>
+      </w:r>
+      <w:proofErr w:type="spellStart"/>
+      <w:r>
+        <w:t>Remidi</w:t>
+      </w:r>
+      <w:proofErr w:type="spellEnd"/>
+      <w:r>
+        <w:t xml:space="preserve"> </w:t>
+      </w:r>
+      <w:proofErr w:type="spellStart"/>
+      <w:r>
+        <w:t>Assesmen</w:t>
+      </w:r>
+      <w:proofErr w:type="spellEnd"/>
+      <w:r>
+        <w:t xml:space="preserve"> 1</w:t>
+      </w:r>
       <w:r>
         <w:t>:</w:t>
       </w:r>
@@ -2956,9 +3131,14 @@
           <w:rPr>
             <w:rStyle w:val="Hyperlink"/>
           </w:rPr>
-          <w:t>https://github.com/raaffiy/Pemrograman-Web-praktikum3</w:t>
+          <w:t>https://github.com/raaffiy/smartflood_sensor</w:t>
         </w:r>
       </w:hyperlink>
+    </w:p>
+    <w:p>
+      <w:pPr>
+        <w:pStyle w:val="ListParagraph"/>
+      </w:pPr>
     </w:p>
     <w:sectPr>
       <w:pgSz w:w="11906" w:h="16838"/>
